--- a/research/automated-adversarial-stress-testing.docx
+++ b/research/automated-adversarial-stress-testing.docx
@@ -133,7 +133,7 @@
             <w:u w:val="single"/>
             <w:rtl w:val="0"/>
           </w:rPr>
-          <w:t xml:space="preserve">avirinenijaidev@gmail.com</w:t>
+          <w:t xml:space="preserve"/>
         </w:r>
       </w:hyperlink>
       <w:r>
